--- a/React - Tarefas.docx
+++ b/React - Tarefas.docx
@@ -70,7 +70,101 @@
           <w:sz w:val="24"/>
           <w:szCs w:val="24"/>
         </w:rPr>
-        <w:t>Tarefa já havia sido realizada anteriormente e não foi possível revisa-la.</w:t>
+        <w:t xml:space="preserve">Tarefa já havia sido realizada anteriormente e não foi possível </w:t>
+      </w:r>
+      <w:r>
+        <w:rPr>
+          <w:rFonts w:ascii="Tenorite" w:hAnsi="Tenorite" w:cstheme="majorHAnsi"/>
+          <w:sz w:val="24"/>
+          <w:szCs w:val="24"/>
+        </w:rPr>
+        <w:t>revisá-la</w:t>
+      </w:r>
+      <w:r>
+        <w:rPr>
+          <w:rFonts w:ascii="Tenorite" w:hAnsi="Tenorite" w:cstheme="majorHAnsi"/>
+          <w:sz w:val="24"/>
+          <w:szCs w:val="24"/>
+        </w:rPr>
+        <w:t>.</w:t>
+      </w:r>
+    </w:p>
+    <w:p>
+      <w:pPr>
+        <w:shd w:val="clear" w:color="auto" w:fill="3179C7"/>
+        <w:spacing w:after="0"/>
+        <w:jc w:val="center"/>
+        <w:rPr>
+          <w:rFonts w:ascii="Tenorite" w:hAnsi="Tenorite" w:cstheme="majorHAnsi"/>
+          <w:b/>
+          <w:bCs/>
+          <w:color w:val="FFFFFF" w:themeColor="background1"/>
+          <w:sz w:val="24"/>
+          <w:szCs w:val="24"/>
+        </w:rPr>
+      </w:pPr>
+      <w:r>
+        <w:rPr>
+          <w:rFonts w:ascii="Tenorite" w:hAnsi="Tenorite" w:cstheme="majorHAnsi"/>
+          <w:b/>
+          <w:bCs/>
+          <w:color w:val="FFFFFF" w:themeColor="background1"/>
+          <w:sz w:val="24"/>
+          <w:szCs w:val="24"/>
+        </w:rPr>
+        <w:t xml:space="preserve">Tarefa </w:t>
+      </w:r>
+      <w:r>
+        <w:rPr>
+          <w:rFonts w:ascii="Tenorite" w:hAnsi="Tenorite" w:cstheme="majorHAnsi"/>
+          <w:b/>
+          <w:bCs/>
+          <w:color w:val="FFFFFF" w:themeColor="background1"/>
+          <w:sz w:val="24"/>
+          <w:szCs w:val="24"/>
+        </w:rPr>
+        <w:t>2</w:t>
+      </w:r>
+      <w:r>
+        <w:rPr>
+          <w:rFonts w:ascii="Tenorite" w:hAnsi="Tenorite" w:cstheme="majorHAnsi"/>
+          <w:b/>
+          <w:bCs/>
+          <w:color w:val="FFFFFF" w:themeColor="background1"/>
+          <w:sz w:val="24"/>
+          <w:szCs w:val="24"/>
+        </w:rPr>
+        <w:t xml:space="preserve">: </w:t>
+      </w:r>
+      <w:r>
+        <w:rPr>
+          <w:rFonts w:ascii="Tenorite" w:hAnsi="Tenorite" w:cstheme="majorHAnsi"/>
+          <w:b/>
+          <w:bCs/>
+          <w:color w:val="FFFFFF" w:themeColor="background1"/>
+          <w:sz w:val="24"/>
+          <w:szCs w:val="24"/>
+        </w:rPr>
+        <w:t>Desafio sobre os conceitos básicos de React</w:t>
+      </w:r>
+    </w:p>
+    <w:p>
+      <w:pPr>
+        <w:spacing w:after="0"/>
+        <w:jc w:val="both"/>
+        <w:rPr>
+          <w:rFonts w:ascii="Tenorite" w:hAnsi="Tenorite" w:cstheme="majorHAnsi"/>
+          <w:sz w:val="24"/>
+          <w:szCs w:val="24"/>
+        </w:rPr>
+      </w:pPr>
+      <w:r>
+        <w:rPr>
+          <w:rFonts w:ascii="Tenorite" w:hAnsi="Tenorite" w:cstheme="majorHAnsi"/>
+          <w:sz w:val="24"/>
+          <w:szCs w:val="24"/>
+        </w:rPr>
+        <w:t>Tarefa já havia sido realizada anteriormente e não foi possível revisá-la.</w:t>
       </w:r>
     </w:p>
     <w:p>
@@ -493,7 +587,7 @@
   <w:style w:type="paragraph" w:default="1" w:styleId="Normal">
     <w:name w:val="Normal"/>
     <w:qFormat/>
-    <w:rsid w:val="00102EAF"/>
+    <w:rsid w:val="00BE429F"/>
     <w:rPr>
       <w:kern w:val="2"/>
       <w14:ligatures w14:val="standardContextual"/>
@@ -502,7 +596,6 @@
   <w:style w:type="character" w:default="1" w:styleId="Fontepargpadro">
     <w:name w:val="Default Paragraph Font"/>
     <w:uiPriority w:val="1"/>
-    <w:semiHidden/>
     <w:unhideWhenUsed/>
   </w:style>
   <w:style w:type="table" w:default="1" w:styleId="Tabelanormal">

--- a/React - Tarefas.docx
+++ b/React - Tarefas.docx
@@ -112,7 +112,7 @@
           <w:sz w:val="24"/>
           <w:szCs w:val="24"/>
         </w:rPr>
-        <w:t xml:space="preserve">Tarefa </w:t>
+        <w:t xml:space="preserve">Tarefa 2: </w:t>
       </w:r>
       <w:r>
         <w:rPr>
@@ -123,9 +123,33 @@
           <w:sz w:val="24"/>
           <w:szCs w:val="24"/>
         </w:rPr>
-        <w:t>2</w:t>
-      </w:r>
-      <w:r>
+        <w:t>Desafio sobre os conceitos básicos de React</w:t>
+      </w:r>
+    </w:p>
+    <w:p>
+      <w:pPr>
+        <w:spacing w:after="0"/>
+        <w:jc w:val="both"/>
+        <w:rPr>
+          <w:rFonts w:ascii="Tenorite" w:hAnsi="Tenorite" w:cstheme="majorHAnsi"/>
+          <w:sz w:val="24"/>
+          <w:szCs w:val="24"/>
+        </w:rPr>
+      </w:pPr>
+      <w:r>
+        <w:rPr>
+          <w:rFonts w:ascii="Tenorite" w:hAnsi="Tenorite" w:cstheme="majorHAnsi"/>
+          <w:sz w:val="24"/>
+          <w:szCs w:val="24"/>
+        </w:rPr>
+        <w:t>Tarefa já havia sido realizada anteriormente e não foi possível revisá-la.</w:t>
+      </w:r>
+    </w:p>
+    <w:p>
+      <w:pPr>
+        <w:shd w:val="clear" w:color="auto" w:fill="3179C7"/>
+        <w:spacing w:after="0"/>
+        <w:jc w:val="center"/>
         <w:rPr>
           <w:rFonts w:ascii="Tenorite" w:hAnsi="Tenorite" w:cstheme="majorHAnsi"/>
           <w:b/>
@@ -134,8 +158,7 @@
           <w:sz w:val="24"/>
           <w:szCs w:val="24"/>
         </w:rPr>
-        <w:t xml:space="preserve">: </w:t>
-      </w:r>
+      </w:pPr>
       <w:r>
         <w:rPr>
           <w:rFonts w:ascii="Tenorite" w:hAnsi="Tenorite" w:cstheme="majorHAnsi"/>
@@ -145,7 +168,18 @@
           <w:sz w:val="24"/>
           <w:szCs w:val="24"/>
         </w:rPr>
-        <w:t>Desafio sobre os conceitos básicos de React</w:t>
+        <w:t xml:space="preserve">Tarefa 2: </w:t>
+      </w:r>
+      <w:r>
+        <w:rPr>
+          <w:rFonts w:ascii="Tenorite" w:hAnsi="Tenorite" w:cstheme="majorHAnsi"/>
+          <w:b/>
+          <w:bCs/>
+          <w:color w:val="FFFFFF" w:themeColor="background1"/>
+          <w:sz w:val="24"/>
+          <w:szCs w:val="24"/>
+        </w:rPr>
+        <w:t>Desafio sobre criação de apps em React</w:t>
       </w:r>
     </w:p>
     <w:p>

--- a/React - Tarefas.docx
+++ b/React - Tarefas.docx
@@ -168,7 +168,29 @@
           <w:sz w:val="24"/>
           <w:szCs w:val="24"/>
         </w:rPr>
-        <w:t xml:space="preserve">Tarefa 2: </w:t>
+        <w:t xml:space="preserve">Tarefa </w:t>
+      </w:r>
+      <w:r>
+        <w:rPr>
+          <w:rFonts w:ascii="Tenorite" w:hAnsi="Tenorite" w:cstheme="majorHAnsi"/>
+          <w:b/>
+          <w:bCs/>
+          <w:color w:val="FFFFFF" w:themeColor="background1"/>
+          <w:sz w:val="24"/>
+          <w:szCs w:val="24"/>
+        </w:rPr>
+        <w:t>3</w:t>
+      </w:r>
+      <w:r>
+        <w:rPr>
+          <w:rFonts w:ascii="Tenorite" w:hAnsi="Tenorite" w:cstheme="majorHAnsi"/>
+          <w:b/>
+          <w:bCs/>
+          <w:color w:val="FFFFFF" w:themeColor="background1"/>
+          <w:sz w:val="24"/>
+          <w:szCs w:val="24"/>
+        </w:rPr>
+        <w:t xml:space="preserve">: </w:t>
       </w:r>
       <w:r>
         <w:rPr>
@@ -199,6 +221,394 @@
           <w:szCs w:val="24"/>
         </w:rPr>
         <w:t>Tarefa já havia sido realizada anteriormente e não foi possível revisá-la.</w:t>
+      </w:r>
+    </w:p>
+    <w:p>
+      <w:pPr>
+        <w:shd w:val="clear" w:color="auto" w:fill="3179C7"/>
+        <w:spacing w:after="0"/>
+        <w:jc w:val="center"/>
+        <w:rPr>
+          <w:rFonts w:ascii="Tenorite" w:hAnsi="Tenorite" w:cstheme="majorHAnsi"/>
+          <w:b/>
+          <w:bCs/>
+          <w:color w:val="FFFFFF" w:themeColor="background1"/>
+          <w:sz w:val="24"/>
+          <w:szCs w:val="24"/>
+        </w:rPr>
+      </w:pPr>
+      <w:r>
+        <w:rPr>
+          <w:rFonts w:ascii="Tenorite" w:hAnsi="Tenorite" w:cstheme="majorHAnsi"/>
+          <w:b/>
+          <w:bCs/>
+          <w:color w:val="FFFFFF" w:themeColor="background1"/>
+          <w:sz w:val="24"/>
+          <w:szCs w:val="24"/>
+        </w:rPr>
+        <w:t xml:space="preserve">Tarefa </w:t>
+      </w:r>
+      <w:r>
+        <w:rPr>
+          <w:rFonts w:ascii="Tenorite" w:hAnsi="Tenorite" w:cstheme="majorHAnsi"/>
+          <w:b/>
+          <w:bCs/>
+          <w:color w:val="FFFFFF" w:themeColor="background1"/>
+          <w:sz w:val="24"/>
+          <w:szCs w:val="24"/>
+        </w:rPr>
+        <w:t>4</w:t>
+      </w:r>
+      <w:r>
+        <w:rPr>
+          <w:rFonts w:ascii="Tenorite" w:hAnsi="Tenorite" w:cstheme="majorHAnsi"/>
+          <w:b/>
+          <w:bCs/>
+          <w:color w:val="FFFFFF" w:themeColor="background1"/>
+          <w:sz w:val="24"/>
+          <w:szCs w:val="24"/>
+        </w:rPr>
+        <w:t xml:space="preserve">: </w:t>
+      </w:r>
+      <w:r>
+        <w:rPr>
+          <w:rFonts w:ascii="Tenorite" w:hAnsi="Tenorite" w:cstheme="majorHAnsi"/>
+          <w:b/>
+          <w:bCs/>
+          <w:color w:val="FFFFFF" w:themeColor="background1"/>
+          <w:sz w:val="24"/>
+          <w:szCs w:val="24"/>
+        </w:rPr>
+        <w:t xml:space="preserve">Desafio sobre </w:t>
+      </w:r>
+      <w:r>
+        <w:rPr>
+          <w:rFonts w:ascii="Tenorite" w:hAnsi="Tenorite" w:cstheme="majorHAnsi"/>
+          <w:b/>
+          <w:bCs/>
+          <w:color w:val="FFFFFF" w:themeColor="background1"/>
+          <w:sz w:val="24"/>
+          <w:szCs w:val="24"/>
+        </w:rPr>
+        <w:t>componentes e recursos do React</w:t>
+      </w:r>
+    </w:p>
+    <w:p>
+      <w:pPr>
+        <w:spacing w:after="0"/>
+        <w:jc w:val="both"/>
+        <w:rPr>
+          <w:rFonts w:ascii="Tenorite" w:hAnsi="Tenorite" w:cstheme="majorHAnsi"/>
+          <w:sz w:val="24"/>
+          <w:szCs w:val="24"/>
+        </w:rPr>
+      </w:pPr>
+      <w:r>
+        <w:rPr>
+          <w:rFonts w:ascii="Tenorite" w:hAnsi="Tenorite" w:cstheme="majorHAnsi"/>
+          <w:sz w:val="24"/>
+          <w:szCs w:val="24"/>
+        </w:rPr>
+        <w:t>Crie uma lista que contenha informações de usuários, e uma validação com base na idade se ele pode ou não ter carteira de habilitação.</w:t>
+      </w:r>
+    </w:p>
+    <w:p>
+      <w:pPr>
+        <w:spacing w:after="0"/>
+        <w:jc w:val="both"/>
+        <w:rPr>
+          <w:noProof/>
+          <w14:ligatures w14:val="none"/>
+        </w:rPr>
+      </w:pPr>
+      <w:r>
+        <w:rPr>
+          <w:rFonts w:ascii="Tenorite" w:hAnsi="Tenorite" w:cstheme="majorHAnsi"/>
+          <w:sz w:val="24"/>
+          <w:szCs w:val="24"/>
+        </w:rPr>
+        <w:drawing>
+          <wp:inline distT="0" distB="0" distL="0" distR="0" wp14:anchorId="46D62560" wp14:editId="73E86DE1">
+            <wp:extent cx="2407324" cy="1549021"/>
+            <wp:effectExtent l="0" t="0" r="0" b="0"/>
+            <wp:docPr id="1" name="Imagem 1"/>
+            <wp:cNvGraphicFramePr>
+              <a:graphicFrameLocks xmlns:a="http://schemas.openxmlformats.org/drawingml/2006/main" noChangeAspect="1"/>
+            </wp:cNvGraphicFramePr>
+            <a:graphic xmlns:a="http://schemas.openxmlformats.org/drawingml/2006/main">
+              <a:graphicData uri="http://schemas.openxmlformats.org/drawingml/2006/picture">
+                <pic:pic xmlns:pic="http://schemas.openxmlformats.org/drawingml/2006/picture">
+                  <pic:nvPicPr>
+                    <pic:cNvPr id="1" name=""/>
+                    <pic:cNvPicPr/>
+                  </pic:nvPicPr>
+                  <pic:blipFill>
+                    <a:blip r:embed="rId4"/>
+                    <a:stretch>
+                      <a:fillRect/>
+                    </a:stretch>
+                  </pic:blipFill>
+                  <pic:spPr>
+                    <a:xfrm>
+                      <a:off x="0" y="0"/>
+                      <a:ext cx="2419233" cy="1556684"/>
+                    </a:xfrm>
+                    <a:prstGeom prst="rect">
+                      <a:avLst/>
+                    </a:prstGeom>
+                  </pic:spPr>
+                </pic:pic>
+              </a:graphicData>
+            </a:graphic>
+          </wp:inline>
+        </w:drawing>
+      </w:r>
+      <w:r>
+        <w:rPr>
+          <w:noProof/>
+          <w14:ligatures w14:val="none"/>
+        </w:rPr>
+        <w:t xml:space="preserve"> </w:t>
+      </w:r>
+      <w:r>
+        <w:rPr>
+          <w:rFonts w:ascii="Tenorite" w:hAnsi="Tenorite" w:cstheme="majorHAnsi"/>
+          <w:sz w:val="24"/>
+          <w:szCs w:val="24"/>
+        </w:rPr>
+        <w:drawing>
+          <wp:inline distT="0" distB="0" distL="0" distR="0" wp14:anchorId="51495BBB" wp14:editId="0EB2688D">
+            <wp:extent cx="1881720" cy="1821976"/>
+            <wp:effectExtent l="0" t="0" r="4445" b="6985"/>
+            <wp:docPr id="2" name="Imagem 2"/>
+            <wp:cNvGraphicFramePr>
+              <a:graphicFrameLocks xmlns:a="http://schemas.openxmlformats.org/drawingml/2006/main" noChangeAspect="1"/>
+            </wp:cNvGraphicFramePr>
+            <a:graphic xmlns:a="http://schemas.openxmlformats.org/drawingml/2006/main">
+              <a:graphicData uri="http://schemas.openxmlformats.org/drawingml/2006/picture">
+                <pic:pic xmlns:pic="http://schemas.openxmlformats.org/drawingml/2006/picture">
+                  <pic:nvPicPr>
+                    <pic:cNvPr id="1" name=""/>
+                    <pic:cNvPicPr/>
+                  </pic:nvPicPr>
+                  <pic:blipFill>
+                    <a:blip r:embed="rId5"/>
+                    <a:stretch>
+                      <a:fillRect/>
+                    </a:stretch>
+                  </pic:blipFill>
+                  <pic:spPr>
+                    <a:xfrm>
+                      <a:off x="0" y="0"/>
+                      <a:ext cx="1896634" cy="1836416"/>
+                    </a:xfrm>
+                    <a:prstGeom prst="rect">
+                      <a:avLst/>
+                    </a:prstGeom>
+                  </pic:spPr>
+                </pic:pic>
+              </a:graphicData>
+            </a:graphic>
+          </wp:inline>
+        </w:drawing>
+      </w:r>
+    </w:p>
+    <w:p>
+      <w:pPr>
+        <w:spacing w:after="0"/>
+        <w:jc w:val="both"/>
+        <w:rPr>
+          <w:noProof/>
+          <w14:ligatures w14:val="none"/>
+        </w:rPr>
+      </w:pPr>
+      <w:r>
+        <w:rPr>
+          <w:noProof/>
+          <w14:ligatures w14:val="none"/>
+        </w:rPr>
+        <w:t>Assim temos nosso Array com os usuários e as demais informações e no outro lado o metodo map(), que faz a leittura desses usuários. O parametro lista dentro de map, substittui o nome do array para que possamos passar seus valores para o metodo map, por isso inves de “listaarray.nome” temos “lista.nome”.</w:t>
+      </w:r>
+    </w:p>
+    <w:p>
+      <w:pPr>
+        <w:spacing w:after="0"/>
+        <w:jc w:val="both"/>
+        <w:rPr>
+          <w:noProof/>
+          <w14:ligatures w14:val="none"/>
+        </w:rPr>
+      </w:pPr>
+      <w:r>
+        <w:rPr>
+          <w:noProof/>
+          <w14:ligatures w14:val="none"/>
+        </w:rPr>
+        <w:t>Isso tudo corre dentro de chaves {}, já que o metodo é uma função que está sendo executada em nosso componente, e no nosso componente vamos ter o seguinte código:</w:t>
+      </w:r>
+    </w:p>
+    <w:p>
+      <w:pPr>
+        <w:spacing w:after="0"/>
+        <w:jc w:val="both"/>
+        <w:rPr>
+          <w:rFonts w:ascii="Tenorite" w:hAnsi="Tenorite" w:cstheme="majorHAnsi"/>
+          <w:sz w:val="24"/>
+          <w:szCs w:val="24"/>
+        </w:rPr>
+      </w:pPr>
+      <w:r>
+        <w:rPr>
+          <w:rFonts w:ascii="Tenorite" w:hAnsi="Tenorite" w:cstheme="majorHAnsi"/>
+          <w:sz w:val="24"/>
+          <w:szCs w:val="24"/>
+        </w:rPr>
+        <w:drawing>
+          <wp:inline distT="0" distB="0" distL="0" distR="0" wp14:anchorId="390245E0" wp14:editId="243DE0A8">
+            <wp:extent cx="5400040" cy="3532505"/>
+            <wp:effectExtent l="0" t="0" r="0" b="0"/>
+            <wp:docPr id="3" name="Imagem 3"/>
+            <wp:cNvGraphicFramePr>
+              <a:graphicFrameLocks xmlns:a="http://schemas.openxmlformats.org/drawingml/2006/main" noChangeAspect="1"/>
+            </wp:cNvGraphicFramePr>
+            <a:graphic xmlns:a="http://schemas.openxmlformats.org/drawingml/2006/main">
+              <a:graphicData uri="http://schemas.openxmlformats.org/drawingml/2006/picture">
+                <pic:pic xmlns:pic="http://schemas.openxmlformats.org/drawingml/2006/picture">
+                  <pic:nvPicPr>
+                    <pic:cNvPr id="1" name=""/>
+                    <pic:cNvPicPr/>
+                  </pic:nvPicPr>
+                  <pic:blipFill>
+                    <a:blip r:embed="rId6"/>
+                    <a:stretch>
+                      <a:fillRect/>
+                    </a:stretch>
+                  </pic:blipFill>
+                  <pic:spPr>
+                    <a:xfrm>
+                      <a:off x="0" y="0"/>
+                      <a:ext cx="5400040" cy="3532505"/>
+                    </a:xfrm>
+                    <a:prstGeom prst="rect">
+                      <a:avLst/>
+                    </a:prstGeom>
+                  </pic:spPr>
+                </pic:pic>
+              </a:graphicData>
+            </a:graphic>
+          </wp:inline>
+        </w:drawing>
+      </w:r>
+    </w:p>
+    <w:p>
+      <w:pPr>
+        <w:spacing w:after="0"/>
+        <w:jc w:val="both"/>
+        <w:rPr>
+          <w:rFonts w:ascii="Tenorite" w:hAnsi="Tenorite" w:cstheme="majorHAnsi"/>
+          <w:sz w:val="24"/>
+          <w:szCs w:val="24"/>
+        </w:rPr>
+      </w:pPr>
+      <w:r>
+        <w:rPr>
+          <w:rFonts w:ascii="Tenorite" w:hAnsi="Tenorite" w:cstheme="majorHAnsi"/>
+          <w:sz w:val="24"/>
+          <w:szCs w:val="24"/>
+        </w:rPr>
+        <w:t>Os dados nome e idade, passamos como props já que declaramos elas em nosso App.js por meio do método map.</w:t>
+      </w:r>
+    </w:p>
+    <w:p>
+      <w:pPr>
+        <w:spacing w:after="0"/>
+        <w:jc w:val="both"/>
+        <w:rPr>
+          <w:rFonts w:ascii="Tenorite" w:hAnsi="Tenorite" w:cstheme="majorHAnsi"/>
+          <w:sz w:val="24"/>
+          <w:szCs w:val="24"/>
+        </w:rPr>
+      </w:pPr>
+      <w:r>
+        <w:rPr>
+          <w:rFonts w:ascii="Tenorite" w:hAnsi="Tenorite" w:cstheme="majorHAnsi"/>
+          <w:sz w:val="24"/>
+          <w:szCs w:val="24"/>
+        </w:rPr>
+        <w:lastRenderedPageBreak/>
+        <w:t>E por fim temos a nossa validação do tipo AND, onde se for verdadeiro vamos imprimir um dado, se não for verdadeiro não irá fazer nada, mas podemos também trabalhar dessa forma:</w:t>
+      </w:r>
+    </w:p>
+    <w:p>
+      <w:pPr>
+        <w:spacing w:after="0"/>
+        <w:jc w:val="both"/>
+        <w:rPr>
+          <w:rFonts w:ascii="Tenorite" w:hAnsi="Tenorite" w:cstheme="majorHAnsi"/>
+          <w:sz w:val="24"/>
+          <w:szCs w:val="24"/>
+        </w:rPr>
+      </w:pPr>
+      <w:r>
+        <w:rPr>
+          <w:rFonts w:ascii="Tenorite" w:hAnsi="Tenorite" w:cstheme="majorHAnsi"/>
+          <w:sz w:val="24"/>
+          <w:szCs w:val="24"/>
+        </w:rPr>
+        <w:drawing>
+          <wp:inline distT="0" distB="0" distL="0" distR="0" wp14:anchorId="4E857160" wp14:editId="1C66137A">
+            <wp:extent cx="5400040" cy="5121910"/>
+            <wp:effectExtent l="0" t="0" r="0" b="2540"/>
+            <wp:docPr id="4" name="Imagem 4"/>
+            <wp:cNvGraphicFramePr>
+              <a:graphicFrameLocks xmlns:a="http://schemas.openxmlformats.org/drawingml/2006/main" noChangeAspect="1"/>
+            </wp:cNvGraphicFramePr>
+            <a:graphic xmlns:a="http://schemas.openxmlformats.org/drawingml/2006/main">
+              <a:graphicData uri="http://schemas.openxmlformats.org/drawingml/2006/picture">
+                <pic:pic xmlns:pic="http://schemas.openxmlformats.org/drawingml/2006/picture">
+                  <pic:nvPicPr>
+                    <pic:cNvPr id="1" name=""/>
+                    <pic:cNvPicPr/>
+                  </pic:nvPicPr>
+                  <pic:blipFill>
+                    <a:blip r:embed="rId7"/>
+                    <a:stretch>
+                      <a:fillRect/>
+                    </a:stretch>
+                  </pic:blipFill>
+                  <pic:spPr>
+                    <a:xfrm>
+                      <a:off x="0" y="0"/>
+                      <a:ext cx="5400040" cy="5121910"/>
+                    </a:xfrm>
+                    <a:prstGeom prst="rect">
+                      <a:avLst/>
+                    </a:prstGeom>
+                  </pic:spPr>
+                </pic:pic>
+              </a:graphicData>
+            </a:graphic>
+          </wp:inline>
+        </w:drawing>
+      </w:r>
+    </w:p>
+    <w:p>
+      <w:pPr>
+        <w:spacing w:after="0"/>
+        <w:jc w:val="both"/>
+        <w:rPr>
+          <w:rFonts w:ascii="Tenorite" w:hAnsi="Tenorite" w:cstheme="majorHAnsi"/>
+          <w:sz w:val="24"/>
+          <w:szCs w:val="24"/>
+        </w:rPr>
+      </w:pPr>
+      <w:r>
+        <w:rPr>
+          <w:rFonts w:ascii="Tenorite" w:hAnsi="Tenorite" w:cstheme="majorHAnsi"/>
+          <w:sz w:val="24"/>
+          <w:szCs w:val="24"/>
+        </w:rPr>
+        <w:t>Assim funcionaria como um if else, simbolizados por “?” e “:”. E suas mensagens teriam que ser declaradas entre parênteses ().</w:t>
       </w:r>
     </w:p>
     <w:p>
@@ -621,7 +1031,7 @@
   <w:style w:type="paragraph" w:default="1" w:styleId="Normal">
     <w:name w:val="Normal"/>
     <w:qFormat/>
-    <w:rsid w:val="00BE429F"/>
+    <w:rsid w:val="00612353"/>
     <w:rPr>
       <w:kern w:val="2"/>
       <w14:ligatures w14:val="standardContextual"/>
@@ -630,6 +1040,7 @@
   <w:style w:type="character" w:default="1" w:styleId="Fontepargpadro">
     <w:name w:val="Default Paragraph Font"/>
     <w:uiPriority w:val="1"/>
+    <w:semiHidden/>
     <w:unhideWhenUsed/>
   </w:style>
   <w:style w:type="table" w:default="1" w:styleId="Tabelanormal">
